--- a/lab-03/Отчет.docx
+++ b/lab-03/Отчет.docx
@@ -1383,7 +1383,7 @@
       <w:r>
         <w:drawing>
           <wp:inline>
-            <wp:extent cx="5611528" cy="5467149"/>
+            <wp:extent cx="4276090" cy="4166070"/>
             <wp:effectExtent b="0" l="0" r="0" t="0"/>
             <wp:docPr descr="Рисунок 1 – Фамилии студентов группы с кодом 3" title="" id="1" name="Picture"/>
             <a:graphic>
@@ -1404,7 +1404,7 @@
                   <pic:spPr bwMode="auto">
                     <a:xfrm>
                       <a:off x="0" y="0"/>
-                      <a:ext cx="5611528" cy="5467149"/>
+                      <a:ext cx="4276090" cy="4166070"/>
                     </a:xfrm>
                     <a:prstGeom prst="rect">
                       <a:avLst/>
@@ -1513,7 +1513,7 @@
       <w:r>
         <w:drawing>
           <wp:inline>
-            <wp:extent cx="6108700" cy="4081893"/>
+            <wp:extent cx="4276090" cy="2857325"/>
             <wp:effectExtent b="0" l="0" r="0" t="0"/>
             <wp:docPr descr="Рисунок 2 – Название региона с кодом 1" title="" id="2" name="Picture"/>
             <a:graphic>
@@ -1534,7 +1534,7 @@
                   <pic:spPr bwMode="auto">
                     <a:xfrm>
                       <a:off x="0" y="0"/>
-                      <a:ext cx="6108700" cy="4081893"/>
+                      <a:ext cx="4276090" cy="2857325"/>
                     </a:xfrm>
                     <a:prstGeom prst="rect">
                       <a:avLst/>
@@ -1643,7 +1643,7 @@
       <w:r>
         <w:drawing>
           <wp:inline>
-            <wp:extent cx="6108700" cy="4028743"/>
+            <wp:extent cx="4276090" cy="2820120"/>
             <wp:effectExtent b="0" l="0" r="0" t="0"/>
             <wp:docPr descr="Рисунок 3 – Фамилия преподавателя с кодом 2" title="" id="3" name="Picture"/>
             <a:graphic>
@@ -1664,7 +1664,7 @@
                   <pic:spPr bwMode="auto">
                     <a:xfrm>
                       <a:off x="0" y="0"/>
-                      <a:ext cx="6108700" cy="4028743"/>
+                      <a:ext cx="4276090" cy="2820120"/>
                     </a:xfrm>
                     <a:prstGeom prst="rect">
                       <a:avLst/>
@@ -1832,7 +1832,7 @@
       <w:r>
         <w:drawing>
           <wp:inline>
-            <wp:extent cx="6108700" cy="3229101"/>
+            <wp:extent cx="5497830" cy="2906191"/>
             <wp:effectExtent b="0" l="0" r="0" t="0"/>
             <wp:docPr descr="Рисунок 4 – Студенты групп с кодами 1 и 2" title="" id="4" name="Picture"/>
             <a:graphic>
@@ -1853,7 +1853,7 @@
                   <pic:spPr bwMode="auto">
                     <a:xfrm>
                       <a:off x="0" y="0"/>
-                      <a:ext cx="6108700" cy="3229101"/>
+                      <a:ext cx="5497830" cy="2906191"/>
                     </a:xfrm>
                     <a:prstGeom prst="rect">
                       <a:avLst/>
@@ -1974,7 +1974,7 @@
       <w:r>
         <w:drawing>
           <wp:inline>
-            <wp:extent cx="6108700" cy="3697986"/>
+            <wp:extent cx="5497830" cy="3328188"/>
             <wp:effectExtent b="0" l="0" r="0" t="0"/>
             <wp:docPr descr="Рисунок 5 – Дисциплины с кодами 2 и 3" title="" id="5" name="Picture"/>
             <a:graphic>
@@ -1995,7 +1995,7 @@
                   <pic:spPr bwMode="auto">
                     <a:xfrm>
                       <a:off x="0" y="0"/>
-                      <a:ext cx="6108700" cy="3697986"/>
+                      <a:ext cx="5497830" cy="3328188"/>
                     </a:xfrm>
                     <a:prstGeom prst="rect">
                       <a:avLst/>
@@ -2151,7 +2151,7 @@
       <w:r>
         <w:drawing>
           <wp:inline>
-            <wp:extent cx="6108700" cy="5168900"/>
+            <wp:extent cx="4276090" cy="3618230"/>
             <wp:effectExtent b="0" l="0" r="0" t="0"/>
             <wp:docPr descr="Рисунок 6 – Имена студентов в диапазоне от В до М" title="" id="6" name="Picture"/>
             <a:graphic>
@@ -2172,7 +2172,7 @@
                   <pic:spPr bwMode="auto">
                     <a:xfrm>
                       <a:off x="0" y="0"/>
-                      <a:ext cx="6108700" cy="5168900"/>
+                      <a:ext cx="4276090" cy="3618230"/>
                     </a:xfrm>
                     <a:prstGeom prst="rect">
                       <a:avLst/>
@@ -2520,7 +2520,7 @@
       <w:r>
         <w:drawing>
           <wp:inline>
-            <wp:extent cx="6108700" cy="2838615"/>
+            <wp:extent cx="5497830" cy="2554753"/>
             <wp:effectExtent b="0" l="0" r="0" t="0"/>
             <wp:docPr descr="Рисунок 8 – Студенты без номера квартиры" title="" id="8" name="Picture"/>
             <a:graphic>
@@ -2541,7 +2541,7 @@
                   <pic:spPr bwMode="auto">
                     <a:xfrm>
                       <a:off x="0" y="0"/>
-                      <a:ext cx="6108700" cy="2838615"/>
+                      <a:ext cx="5497830" cy="2554753"/>
                     </a:xfrm>
                     <a:prstGeom prst="rect">
                       <a:avLst/>
@@ -2670,7 +2670,7 @@
       <w:r>
         <w:drawing>
           <wp:inline>
-            <wp:extent cx="4841507" cy="8345103"/>
+            <wp:extent cx="4276090" cy="7370516"/>
             <wp:effectExtent b="0" l="0" r="0" t="0"/>
             <wp:docPr descr="Рисунок 9 – Фамилии студентов в алфавитном порядке" title="" id="9" name="Picture"/>
             <a:graphic>
@@ -2691,7 +2691,7 @@
                   <pic:spPr bwMode="auto">
                     <a:xfrm>
                       <a:off x="0" y="0"/>
-                      <a:ext cx="4841507" cy="8345103"/>
+                      <a:ext cx="4276090" cy="7370516"/>
                     </a:xfrm>
                     <a:prstGeom prst="rect">
                       <a:avLst/>
@@ -2788,7 +2788,7 @@
       <w:r>
         <w:drawing>
           <wp:inline>
-            <wp:extent cx="6108700" cy="6480996"/>
+            <wp:extent cx="5497830" cy="5832896"/>
             <wp:effectExtent b="0" l="0" r="0" t="0"/>
             <wp:docPr descr="Рисунок 10 – Студенты отсортированные по номеру телефона" title="" id="10" name="Picture"/>
             <a:graphic>
@@ -2809,7 +2809,7 @@
                   <pic:spPr bwMode="auto">
                     <a:xfrm>
                       <a:off x="0" y="0"/>
-                      <a:ext cx="6108700" cy="6480996"/>
+                      <a:ext cx="5497830" cy="5832896"/>
                     </a:xfrm>
                     <a:prstGeom prst="rect">
                       <a:avLst/>
@@ -3068,7 +3068,7 @@
       <w:r>
         <w:drawing>
           <wp:inline>
-            <wp:extent cx="5399772" cy="4543124"/>
+            <wp:extent cx="4276090" cy="3597708"/>
             <wp:effectExtent b="0" l="0" r="0" t="0"/>
             <wp:docPr descr="Рисунок 12 – Студенты с фамилиями на букву а" title="" id="12" name="Picture"/>
             <a:graphic>
@@ -3089,7 +3089,7 @@
                   <pic:spPr bwMode="auto">
                     <a:xfrm>
                       <a:off x="0" y="0"/>
-                      <a:ext cx="5399772" cy="4543124"/>
+                      <a:ext cx="4276090" cy="3597708"/>
                     </a:xfrm>
                     <a:prstGeom prst="rect">
                       <a:avLst/>
@@ -3234,7 +3234,7 @@
       <w:r>
         <w:drawing>
           <wp:inline>
-            <wp:extent cx="6108700" cy="5591013"/>
+            <wp:extent cx="4276090" cy="3913709"/>
             <wp:effectExtent b="0" l="0" r="0" t="0"/>
             <wp:docPr descr="Рисунок 13 – Студенты с отчеством на ич" title="" id="13" name="Picture"/>
             <a:graphic>
@@ -3255,7 +3255,7 @@
                   <pic:spPr bwMode="auto">
                     <a:xfrm>
                       <a:off x="0" y="0"/>
-                      <a:ext cx="6108700" cy="5591013"/>
+                      <a:ext cx="4276090" cy="3913709"/>
                     </a:xfrm>
                     <a:prstGeom prst="rect">
                       <a:avLst/>
@@ -3400,7 +3400,7 @@
       <w:r>
         <w:drawing>
           <wp:inline>
-            <wp:extent cx="6108700" cy="3963019"/>
+            <wp:extent cx="4886960" cy="3170415"/>
             <wp:effectExtent b="0" l="0" r="0" t="0"/>
             <wp:docPr descr="Рисунок 14 – Фамилии студентов группы 3 по возрастанию" title="" id="14" name="Picture"/>
             <a:graphic>
@@ -3421,7 +3421,7 @@
                   <pic:spPr bwMode="auto">
                     <a:xfrm>
                       <a:off x="0" y="0"/>
-                      <a:ext cx="6108700" cy="3963019"/>
+                      <a:ext cx="4886960" cy="3170415"/>
                     </a:xfrm>
                     <a:prstGeom prst="rect">
                       <a:avLst/>
@@ -3577,7 +3577,7 @@
       <w:r>
         <w:drawing>
           <wp:inline>
-            <wp:extent cx="6108700" cy="4217911"/>
+            <wp:extent cx="4276090" cy="2952538"/>
             <wp:effectExtent b="0" l="0" r="0" t="0"/>
             <wp:docPr descr="Рисунок 15 – Студенты 1990 года рождения" title="" id="15" name="Picture"/>
             <a:graphic>
@@ -3598,7 +3598,7 @@
                   <pic:spPr bwMode="auto">
                     <a:xfrm>
                       <a:off x="0" y="0"/>
-                      <a:ext cx="6108700" cy="4217911"/>
+                      <a:ext cx="4276090" cy="2952538"/>
                     </a:xfrm>
                     <a:prstGeom prst="rect">
                       <a:avLst/>
@@ -3767,7 +3767,7 @@
       <w:r>
         <w:drawing>
           <wp:inline>
-            <wp:extent cx="6108700" cy="4044185"/>
+            <wp:extent cx="5497830" cy="3639767"/>
             <wp:effectExtent b="0" l="0" r="0" t="0"/>
             <wp:docPr descr="Рисунок 16 – Студенты с именем от И до Я" title="" id="16" name="Picture"/>
             <a:graphic>
@@ -3788,7 +3788,7 @@
                   <pic:spPr bwMode="auto">
                     <a:xfrm>
                       <a:off x="0" y="0"/>
-                      <a:ext cx="6108700" cy="4044185"/>
+                      <a:ext cx="5497830" cy="3639767"/>
                     </a:xfrm>
                     <a:prstGeom prst="rect">
                       <a:avLst/>
@@ -3921,7 +3921,7 @@
       <w:r>
         <w:drawing>
           <wp:inline>
-            <wp:extent cx="6108700" cy="3011731"/>
+            <wp:extent cx="5497830" cy="2710558"/>
             <wp:effectExtent b="0" l="0" r="0" t="0"/>
             <wp:docPr descr="Рисунок 17 – Студенты Петров и Смелов" title="" id="17" name="Picture"/>
             <a:graphic>
@@ -3942,7 +3942,7 @@
                   <pic:spPr bwMode="auto">
                     <a:xfrm>
                       <a:off x="0" y="0"/>
-                      <a:ext cx="6108700" cy="3011731"/>
+                      <a:ext cx="5497830" cy="2710558"/>
                     </a:xfrm>
                     <a:prstGeom prst="rect">
                       <a:avLst/>
@@ -4147,6 +4147,11 @@
         <w:t xml:space="preserve">Рисунок 18 – Студенты не 1991 года рождения</w:t>
       </w:r>
     </w:p>
+    <w:p>
+      <w:r>
+        <w:br w:type="page"/>
+      </w:r>
+    </w:p>
     <w:bookmarkEnd w:id="19"/>
     <w:bookmarkStart w:id="21" w:name="X8086b46824ae201d58445a4825af57da85e76ac"/>
     <w:p>
@@ -5025,7 +5030,7 @@
       <w:r>
         <w:drawing>
           <wp:inline>
-            <wp:extent cx="6108700" cy="5077586"/>
+            <wp:extent cx="4886960" cy="4062068"/>
             <wp:effectExtent b="0" l="0" r="0" t="0"/>
             <wp:docPr descr="Рисунок 23 – Коды городов для улиц Ставропольская и Комсомольская" title="" id="23" name="Picture"/>
             <a:graphic>
@@ -5046,7 +5051,7 @@
                   <pic:spPr bwMode="auto">
                     <a:xfrm>
                       <a:off x="0" y="0"/>
-                      <a:ext cx="6108700" cy="5077586"/>
+                      <a:ext cx="4886960" cy="4062068"/>
                     </a:xfrm>
                     <a:prstGeom prst="rect">
                       <a:avLst/>
@@ -5179,7 +5184,7 @@
       <w:r>
         <w:drawing>
           <wp:inline>
-            <wp:extent cx="6108700" cy="3860098"/>
+            <wp:extent cx="4886960" cy="3088079"/>
             <wp:effectExtent b="0" l="0" r="0" t="0"/>
             <wp:docPr descr="Рисунок 24 – Студенты группы 1 сгруппированные по улицам" title="" id="24" name="Picture"/>
             <a:graphic>
@@ -5200,7 +5205,7 @@
                   <pic:spPr bwMode="auto">
                     <a:xfrm>
                       <a:off x="0" y="0"/>
-                      <a:ext cx="6108700" cy="3860098"/>
+                      <a:ext cx="4886960" cy="3088079"/>
                     </a:xfrm>
                     <a:prstGeom prst="rect">
                       <a:avLst/>
@@ -5495,9 +5500,9 @@
       <w:r>
         <w:drawing>
           <wp:inline>
-            <wp:extent cx="6108700" cy="4961760"/>
+            <wp:extent cx="4886960" cy="3969408"/>
             <wp:effectExtent b="0" l="0" r="0" t="0"/>
-            <wp:docPr descr="Рисунок – Таблица dannie в Prisma Studio" title="" id="26" name="Picture"/>
+            <wp:docPr descr="Рисунок 26 – Таблица dannie в Prisma Studio" title="" id="26" name="Picture"/>
             <a:graphic>
               <a:graphicData uri="http://schemas.openxmlformats.org/drawingml/2006/picture">
                 <pic:pic>
@@ -5516,7 +5521,7 @@
                   <pic:spPr bwMode="auto">
                     <a:xfrm>
                       <a:off x="0" y="0"/>
-                      <a:ext cx="6108700" cy="4961760"/>
+                      <a:ext cx="4886960" cy="3969408"/>
                     </a:xfrm>
                     <a:prstGeom prst="rect">
                       <a:avLst/>
@@ -5540,7 +5545,7 @@
         <w:pStyle w:val="ImageCaption"/>
       </w:pPr>
       <w:r>
-        <w:t xml:space="preserve">Рисунок – Таблица dannie в Prisma Studio</w:t>
+        <w:t xml:space="preserve">Рисунок 26 – Таблица dannie в Prisma Studio</w:t>
       </w:r>
     </w:p>
     <w:p>
@@ -5558,9 +5563,9 @@
       <w:r>
         <w:drawing>
           <wp:inline>
-            <wp:extent cx="6108700" cy="3205212"/>
+            <wp:extent cx="4886960" cy="2564170"/>
             <wp:effectExtent b="0" l="0" r="0" t="0"/>
-            <wp:docPr descr="Рисунок – Список таблиц базы данных в phpMyAdmin" title="" id="27" name="Picture"/>
+            <wp:docPr descr="Рисунок 27 – Список таблиц базы данных в phpMyAdmin" title="" id="27" name="Picture"/>
             <a:graphic>
               <a:graphicData uri="http://schemas.openxmlformats.org/drawingml/2006/picture">
                 <pic:pic>
@@ -5579,7 +5584,7 @@
                   <pic:spPr bwMode="auto">
                     <a:xfrm>
                       <a:off x="0" y="0"/>
-                      <a:ext cx="6108700" cy="3205212"/>
+                      <a:ext cx="4886960" cy="2564170"/>
                     </a:xfrm>
                     <a:prstGeom prst="rect">
                       <a:avLst/>
@@ -5603,7 +5608,7 @@
         <w:pStyle w:val="ImageCaption"/>
       </w:pPr>
       <w:r>
-        <w:t xml:space="preserve">Рисунок – Список таблиц базы данных в phpMyAdmin</w:t>
+        <w:t xml:space="preserve">Рисунок 27 – Список таблиц базы данных в phpMyAdmin</w:t>
       </w:r>
     </w:p>
     <w:p>
@@ -5621,9 +5626,9 @@
       <w:r>
         <w:drawing>
           <wp:inline>
-            <wp:extent cx="6108700" cy="3821511"/>
+            <wp:extent cx="4886960" cy="3057208"/>
             <wp:effectExtent b="0" l="0" r="0" t="0"/>
-            <wp:docPr descr="Рисунок – Диаграмма связей базы данных в Prisma Studio" title="" id="28" name="Picture"/>
+            <wp:docPr descr="Рисунок 28 – Диаграмма связей базы данных в Prisma Studio" title="" id="28" name="Picture"/>
             <a:graphic>
               <a:graphicData uri="http://schemas.openxmlformats.org/drawingml/2006/picture">
                 <pic:pic>
@@ -5642,7 +5647,7 @@
                   <pic:spPr bwMode="auto">
                     <a:xfrm>
                       <a:off x="0" y="0"/>
-                      <a:ext cx="6108700" cy="3821511"/>
+                      <a:ext cx="4886960" cy="3057208"/>
                     </a:xfrm>
                     <a:prstGeom prst="rect">
                       <a:avLst/>
@@ -5666,7 +5671,7 @@
         <w:pStyle w:val="ImageCaption"/>
       </w:pPr>
       <w:r>
-        <w:t xml:space="preserve">Рисунок – Диаграмма связей базы данных в Prisma Studio</w:t>
+        <w:t xml:space="preserve">Рисунок 28 – Диаграмма связей базы данных в Prisma Studio</w:t>
       </w:r>
     </w:p>
     <w:bookmarkEnd w:id="28"/>
@@ -5835,11 +5840,6 @@
       <w:pgNumType/>
       <w:docGrid w:linePitch="360"/>
     </w:sectPr>
-    <w:p>
-      <w:r>
-        <w:br w:type="page"/>
-      </w:r>
-    </w:p>
   </w:body>
 </w:document>
 </file>
@@ -6234,6 +6234,7 @@
       <w:rFonts w:ascii="Times New Roman" w:cs="Times New Roman" w:eastAsia="Times New Roman" w:hAnsi="Times New Roman"/>
       <w:b/>
       <w:bCs/>
+      <w:caps/>
       <w:color w:val="000000"/>
       <w:sz w:val="28"/>
       <w:szCs w:val="28"/>
@@ -6315,7 +6316,7 @@
     <w:name w:val="Image Caption"/>
     <w:basedOn w:val="Normal"/>
     <w:pPr>
-      <w:spacing w:after="0" w:before="0" w:line="360" w:lineRule="auto"/>
+      <w:spacing w:after="240" w:before="0" w:line="360" w:lineRule="auto"/>
       <w:ind w:firstLine="0"/>
       <w:jc w:val="center"/>
     </w:pPr>
@@ -6349,6 +6350,15 @@
     <w:basedOn w:val="Normal"/>
     <w:pPr>
       <w:ind w:firstLine="709"/>
+    </w:pPr>
+  </w:style>
+  <w:style w:type="paragraph" w:styleId="pagebreak">
+    <w:name w:val="pagebreak"/>
+    <w:basedOn w:val="Normal"/>
+    <w:pPr>
+      <w:pageBreakBefore/>
+      <w:spacing w:after="0" w:before="0" w:line="240" w:lineRule="auto"/>
+      <w:ind w:firstLine="0"/>
     </w:pPr>
   </w:style>
   <w:style w:type="table" w:styleId="Table">
